--- a/referenceLetter/reference Yu haoran Zhang Jinrui.docx
+++ b/referenceLetter/reference Yu haoran Zhang Jinrui.docx
@@ -188,7 +188,7 @@
     <w:p>
       <w:pPr>
         <w:rPr>
-          <w:rFonts w:ascii="Times New Roman" w:eastAsia="黑体" w:hAnsi="Times New Roman" w:cs="Times New Roman" w:hint="eastAsia"/>
+          <w:rFonts w:ascii="Times New Roman" w:eastAsia="黑体" w:hAnsi="Times New Roman" w:cs="Times New Roman"/>
           <w:color w:val="000000"/>
           <w:szCs w:val="21"/>
         </w:rPr>
@@ -259,7 +259,7 @@
           <w:tab w:val="left" w:pos="5449"/>
         </w:tabs>
         <w:rPr>
-          <w:rFonts w:ascii="Times New Roman" w:eastAsia="黑体" w:hAnsi="Times New Roman" w:cs="Times New Roman" w:hint="eastAsia"/>
+          <w:rFonts w:ascii="Times New Roman" w:eastAsia="黑体" w:hAnsi="Times New Roman" w:cs="Times New Roman"/>
           <w:color w:val="000000"/>
           <w:szCs w:val="21"/>
           <w:lang w:bidi="ar"/>
@@ -296,9 +296,17 @@
           <w:szCs w:val="21"/>
           <w:lang w:bidi="ar"/>
         </w:rPr>
-        <w:t xml:space="preserve">Mr. </w:t>
-      </w:r>
-      <w:proofErr w:type="spellStart"/>
+        <w:t>Mr. Jinrui Zhang</w:t>
+      </w:r>
+      <w:r>
+        <w:rPr>
+          <w:rFonts w:ascii="Times New Roman" w:eastAsia="黑体" w:hAnsi="Times New Roman" w:cs="Times New Roman"/>
+          <w:color w:val="000000"/>
+          <w:szCs w:val="21"/>
+          <w:lang w:bidi="ar"/>
+        </w:rPr>
+        <w:t xml:space="preserve"> for admission to the graduate program at the </w:t>
+      </w:r>
       <w:r>
         <w:rPr>
           <w:rFonts w:ascii="Times New Roman" w:eastAsia="黑体" w:hAnsi="Times New Roman" w:cs="Times New Roman"/>
@@ -308,39 +316,18 @@
           <w:szCs w:val="21"/>
           <w:lang w:bidi="ar"/>
         </w:rPr>
-        <w:t>Jinrui</w:t>
-      </w:r>
-      <w:proofErr w:type="spellEnd"/>
-      <w:r>
-        <w:rPr>
-          <w:rFonts w:ascii="Times New Roman" w:eastAsia="黑体" w:hAnsi="Times New Roman" w:cs="Times New Roman"/>
+        <w:t xml:space="preserve">University of </w:t>
+      </w:r>
+      <w:r>
+        <w:rPr>
+          <w:rFonts w:ascii="Times New Roman" w:eastAsia="黑体" w:hAnsi="Times New Roman" w:cs="Times New Roman" w:hint="eastAsia"/>
           <w:b/>
           <w:bCs/>
           <w:color w:val="000000"/>
           <w:szCs w:val="21"/>
           <w:lang w:bidi="ar"/>
         </w:rPr>
-        <w:t xml:space="preserve"> Zhang</w:t>
-      </w:r>
-      <w:r>
-        <w:rPr>
-          <w:rFonts w:ascii="Times New Roman" w:eastAsia="黑体" w:hAnsi="Times New Roman" w:cs="Times New Roman"/>
-          <w:color w:val="000000"/>
-          <w:szCs w:val="21"/>
-          <w:lang w:bidi="ar"/>
-        </w:rPr>
-        <w:t xml:space="preserve"> for admission to the graduate program at the </w:t>
-      </w:r>
-      <w:r>
-        <w:rPr>
-          <w:rFonts w:ascii="Times New Roman" w:eastAsia="黑体" w:hAnsi="Times New Roman" w:cs="Times New Roman"/>
-          <w:b/>
-          <w:bCs/>
-          <w:color w:val="000000"/>
-          <w:szCs w:val="21"/>
-          <w:lang w:bidi="ar"/>
-        </w:rPr>
-        <w:t>University of Alberta</w:t>
+        <w:t>Calgary</w:t>
       </w:r>
       <w:r>
         <w:rPr>
@@ -397,25 +384,14 @@
           <w:lang w:bidi="ar"/>
         </w:rPr>
       </w:pPr>
-      <w:proofErr w:type="spellStart"/>
-      <w:r>
-        <w:rPr>
-          <w:rFonts w:ascii="Times New Roman" w:eastAsia="黑体" w:hAnsi="Times New Roman" w:cs="Times New Roman"/>
-          <w:color w:val="000000"/>
-          <w:szCs w:val="21"/>
-          <w:lang w:bidi="ar"/>
-        </w:rPr>
-        <w:t>Jinrui</w:t>
-      </w:r>
-      <w:proofErr w:type="spellEnd"/>
-      <w:r>
-        <w:rPr>
-          <w:rFonts w:ascii="Times New Roman" w:eastAsia="黑体" w:hAnsi="Times New Roman" w:cs="Times New Roman"/>
-          <w:color w:val="000000"/>
-          <w:szCs w:val="21"/>
-          <w:lang w:bidi="ar"/>
-        </w:rPr>
-        <w:t xml:space="preserve"> has a strong desire to understand the various concepts in algebra in a practical and intuitive way. He may not grasp new ideas as quickly as some of his peers, but he always shows a persistent urge to learn and to understand the structure of groups, homomorphisms, and representation theory. He also shows great interest in how symmetry principles can be applied to modern data analysis and machine learning models. Rather than being a proof-driven student, he tends to approach mathematics from a more constructive and application-oriented perspective.</w:t>
+      <w:r>
+        <w:rPr>
+          <w:rFonts w:ascii="Times New Roman" w:eastAsia="黑体" w:hAnsi="Times New Roman" w:cs="Times New Roman"/>
+          <w:color w:val="000000"/>
+          <w:szCs w:val="21"/>
+          <w:lang w:bidi="ar"/>
+        </w:rPr>
+        <w:t>Jinrui has a strong desire to understand the various concepts in algebra in a practical and intuitive way. He may not grasp new ideas as quickly as some of his peers, but he always shows a persistent urge to learn and to understand the structure of groups, homomorphisms, and representation theory. He also shows great interest in how symmetry principles can be applied to modern data analysis and machine learning models. Rather than being a proof-driven student, he tends to approach mathematics from a more constructive and application-oriented perspective.</w:t>
       </w:r>
     </w:p>
     <w:p>
@@ -485,27 +461,7 @@
           <w:szCs w:val="21"/>
           <w:lang w:bidi="ar"/>
         </w:rPr>
-        <w:t xml:space="preserve">In addition, </w:t>
-      </w:r>
-      <w:proofErr w:type="spellStart"/>
-      <w:r>
-        <w:rPr>
-          <w:rFonts w:ascii="Times New Roman" w:eastAsia="黑体" w:hAnsi="Times New Roman" w:cs="Times New Roman"/>
-          <w:color w:val="000000"/>
-          <w:szCs w:val="21"/>
-          <w:lang w:bidi="ar"/>
-        </w:rPr>
-        <w:t>Jinrui</w:t>
-      </w:r>
-      <w:proofErr w:type="spellEnd"/>
-      <w:r>
-        <w:rPr>
-          <w:rFonts w:ascii="Times New Roman" w:eastAsia="黑体" w:hAnsi="Times New Roman" w:cs="Times New Roman"/>
-          <w:color w:val="000000"/>
-          <w:szCs w:val="21"/>
-          <w:lang w:bidi="ar"/>
-        </w:rPr>
-        <w:t xml:space="preserve"> is a cooperative and curious student who frequently discussed ideas with his classmates after lectures. His enthusiasm and clarity in communication made him a positive influence on the class environment.</w:t>
+        <w:t>In addition, Jinrui is a cooperative and curious student who frequently discussed ideas with his classmates after lectures. His enthusiasm and clarity in communication made him a positive influence on the class environment.</w:t>
       </w:r>
     </w:p>
     <w:p>
@@ -527,40 +483,20 @@
           <w:tab w:val="left" w:pos="5449"/>
         </w:tabs>
         <w:rPr>
-          <w:rFonts w:ascii="Times New Roman" w:eastAsia="黑体" w:hAnsi="Times New Roman" w:cs="Times New Roman" w:hint="eastAsia"/>
-          <w:color w:val="000000"/>
-          <w:szCs w:val="21"/>
-          <w:lang w:bidi="ar"/>
-        </w:rPr>
-      </w:pPr>
-      <w:r>
-        <w:rPr>
-          <w:rFonts w:ascii="Times New Roman" w:eastAsia="黑体" w:hAnsi="Times New Roman" w:cs="Times New Roman"/>
-          <w:color w:val="000000"/>
-          <w:szCs w:val="21"/>
-          <w:lang w:bidi="ar"/>
-        </w:rPr>
-        <w:t xml:space="preserve">Based on his strong mathematical foundation, intellectual maturity, and interest in connecting pure mathematics with modern applications, I believe </w:t>
-      </w:r>
-      <w:proofErr w:type="spellStart"/>
-      <w:r>
-        <w:rPr>
-          <w:rFonts w:ascii="Times New Roman" w:eastAsia="黑体" w:hAnsi="Times New Roman" w:cs="Times New Roman"/>
-          <w:color w:val="000000"/>
-          <w:szCs w:val="21"/>
-          <w:lang w:bidi="ar"/>
-        </w:rPr>
-        <w:t>Jinrui</w:t>
-      </w:r>
-      <w:proofErr w:type="spellEnd"/>
-      <w:r>
-        <w:rPr>
-          <w:rFonts w:ascii="Times New Roman" w:eastAsia="黑体" w:hAnsi="Times New Roman" w:cs="Times New Roman"/>
-          <w:color w:val="000000"/>
-          <w:szCs w:val="21"/>
-          <w:lang w:bidi="ar"/>
-        </w:rPr>
-        <w:t xml:space="preserve"> will excel in graduate-level study and research. I strongly recommend </w:t>
+          <w:rFonts w:ascii="Times New Roman" w:eastAsia="黑体" w:hAnsi="Times New Roman" w:cs="Times New Roman"/>
+          <w:color w:val="000000"/>
+          <w:szCs w:val="21"/>
+          <w:lang w:bidi="ar"/>
+        </w:rPr>
+      </w:pPr>
+      <w:r>
+        <w:rPr>
+          <w:rFonts w:ascii="Times New Roman" w:eastAsia="黑体" w:hAnsi="Times New Roman" w:cs="Times New Roman"/>
+          <w:color w:val="000000"/>
+          <w:szCs w:val="21"/>
+          <w:lang w:bidi="ar"/>
+        </w:rPr>
+        <w:t xml:space="preserve">Based on his strong mathematical foundation, intellectual maturity, and interest in connecting pure mathematics with modern applications, I believe Jinrui will excel in graduate-level study and research. I strongly recommend </w:t>
       </w:r>
       <w:r>
         <w:rPr>
@@ -571,40 +507,34 @@
           <w:szCs w:val="21"/>
           <w:lang w:bidi="ar"/>
         </w:rPr>
-        <w:t xml:space="preserve">Mr. </w:t>
-      </w:r>
-      <w:proofErr w:type="spellStart"/>
-      <w:r>
-        <w:rPr>
-          <w:rFonts w:ascii="Times New Roman" w:eastAsia="黑体" w:hAnsi="Times New Roman" w:cs="Times New Roman"/>
-          <w:b/>
-          <w:bCs/>
-          <w:color w:val="000000"/>
-          <w:szCs w:val="21"/>
-          <w:lang w:bidi="ar"/>
-        </w:rPr>
-        <w:t>Jinrui</w:t>
-      </w:r>
-      <w:proofErr w:type="spellEnd"/>
-      <w:r>
-        <w:rPr>
-          <w:rFonts w:ascii="Times New Roman" w:eastAsia="黑体" w:hAnsi="Times New Roman" w:cs="Times New Roman"/>
-          <w:b/>
-          <w:bCs/>
-          <w:color w:val="000000"/>
-          <w:szCs w:val="21"/>
-          <w:lang w:bidi="ar"/>
-        </w:rPr>
-        <w:t xml:space="preserve"> Zhang</w:t>
-      </w:r>
-      <w:r>
-        <w:rPr>
-          <w:rFonts w:ascii="Times New Roman" w:eastAsia="黑体" w:hAnsi="Times New Roman" w:cs="Times New Roman"/>
-          <w:color w:val="000000"/>
-          <w:szCs w:val="21"/>
-          <w:lang w:bidi="ar"/>
-        </w:rPr>
-        <w:t xml:space="preserve"> for admission to the graduate program at the University of Alberta.</w:t>
+        <w:t>Mr. Jinrui Zhang</w:t>
+      </w:r>
+      <w:r>
+        <w:rPr>
+          <w:rFonts w:ascii="Times New Roman" w:eastAsia="黑体" w:hAnsi="Times New Roman" w:cs="Times New Roman"/>
+          <w:color w:val="000000"/>
+          <w:szCs w:val="21"/>
+          <w:lang w:bidi="ar"/>
+        </w:rPr>
+        <w:t xml:space="preserve"> for admission to the graduate program at the University of </w:t>
+      </w:r>
+      <w:r>
+        <w:rPr>
+          <w:rFonts w:ascii="Times New Roman" w:eastAsia="黑体" w:hAnsi="Times New Roman" w:cs="Times New Roman" w:hint="eastAsia"/>
+          <w:color w:val="000000"/>
+          <w:szCs w:val="21"/>
+          <w:lang w:bidi="ar"/>
+        </w:rPr>
+        <w:t>Calgary</w:t>
+      </w:r>
+      <w:r>
+        <w:rPr>
+          <w:rFonts w:ascii="Times New Roman" w:eastAsia="黑体" w:hAnsi="Times New Roman" w:cs="Times New Roman"/>
+          <w:color w:val="000000"/>
+          <w:szCs w:val="21"/>
+          <w:lang w:bidi="ar"/>
+        </w:rPr>
+        <w:t>.</w:t>
       </w:r>
     </w:p>
     <w:p>
@@ -967,9 +897,48 @@
         <w:sz w:val="15"/>
         <w:szCs w:val="15"/>
       </w:rPr>
-      <w:t xml:space="preserve">No.2699 </w:t>
-    </w:r>
-    <w:proofErr w:type="spellStart"/>
+      <w:t>No.2699 Qianjin Road.Jilin</w:t>
+    </w:r>
+    <w:r>
+      <w:rPr>
+        <w:rFonts w:ascii="Times New Roman" w:eastAsia="MingLiU_HKSCS-ExtB" w:hAnsi="Times New Roman" w:cs="Times New Roman"/>
+        <w:spacing w:val="2"/>
+        <w:kern w:val="0"/>
+        <w:sz w:val="16"/>
+        <w:szCs w:val="16"/>
+      </w:rPr>
+      <w:t xml:space="preserve"> </w:t>
+    </w:r>
+    <w:r>
+      <w:rPr>
+        <w:rFonts w:ascii="Times New Roman" w:hAnsi="Times New Roman" w:cs="Times New Roman" w:hint="eastAsia"/>
+        <w:spacing w:val="2"/>
+        <w:kern w:val="0"/>
+        <w:sz w:val="16"/>
+        <w:szCs w:val="16"/>
+      </w:rPr>
+      <w:t>Province</w:t>
+    </w:r>
+    <w:r>
+      <w:rPr>
+        <w:rFonts w:ascii="Times New Roman" w:eastAsia="MingLiU_HKSCS-ExtB" w:hAnsi="Times New Roman" w:cs="Times New Roman"/>
+        <w:spacing w:val="2"/>
+        <w:kern w:val="0"/>
+        <w:sz w:val="10"/>
+        <w:szCs w:val="10"/>
+      </w:rPr>
+      <w:t>•</w:t>
+    </w:r>
+    <w:r>
+      <w:rPr>
+        <w:rFonts w:ascii="Times New Roman" w:eastAsia="MingLiU_HKSCS-ExtB" w:hAnsi="Times New Roman" w:cs="Times New Roman"/>
+        <w:spacing w:val="2"/>
+        <w:kern w:val="0"/>
+        <w:sz w:val="15"/>
+        <w:szCs w:val="15"/>
+      </w:rPr>
+      <w:t xml:space="preserve"> </w:t>
+    </w:r>
     <w:r>
       <w:rPr>
         <w:rFonts w:ascii="Times New Roman" w:hAnsi="Times New Roman" w:cs="Times New Roman" w:hint="eastAsia"/>
@@ -978,31 +947,8 @@
         <w:sz w:val="15"/>
         <w:szCs w:val="15"/>
       </w:rPr>
-      <w:t>Qianjin</w:t>
-    </w:r>
-    <w:proofErr w:type="spellEnd"/>
-    <w:r>
-      <w:rPr>
-        <w:rFonts w:ascii="Times New Roman" w:hAnsi="Times New Roman" w:cs="Times New Roman" w:hint="eastAsia"/>
-        <w:spacing w:val="2"/>
-        <w:kern w:val="0"/>
-        <w:sz w:val="15"/>
-        <w:szCs w:val="15"/>
-      </w:rPr>
-      <w:t xml:space="preserve"> </w:t>
-    </w:r>
-    <w:proofErr w:type="spellStart"/>
-    <w:r>
-      <w:rPr>
-        <w:rFonts w:ascii="Times New Roman" w:hAnsi="Times New Roman" w:cs="Times New Roman" w:hint="eastAsia"/>
-        <w:spacing w:val="2"/>
-        <w:kern w:val="0"/>
-        <w:sz w:val="15"/>
-        <w:szCs w:val="15"/>
-      </w:rPr>
-      <w:t>Road.Jilin</w:t>
-    </w:r>
-    <w:proofErr w:type="spellEnd"/>
+      <w:t>132000</w:t>
+    </w:r>
     <w:r>
       <w:rPr>
         <w:rFonts w:ascii="Times New Roman" w:eastAsia="MingLiU_HKSCS-ExtB" w:hAnsi="Times New Roman" w:cs="Times New Roman"/>
@@ -1015,119 +961,53 @@
     </w:r>
     <w:r>
       <w:rPr>
+        <w:rFonts w:ascii="Times New Roman" w:eastAsia="MingLiU_HKSCS-ExtB" w:hAnsi="Times New Roman" w:cs="Times New Roman"/>
+        <w:spacing w:val="2"/>
+        <w:kern w:val="0"/>
+        <w:sz w:val="10"/>
+        <w:szCs w:val="10"/>
+      </w:rPr>
+      <w:t xml:space="preserve">• </w:t>
+    </w:r>
+    <w:r>
+      <w:rPr>
+        <w:rFonts w:ascii="Times New Roman" w:eastAsia="MingLiU_HKSCS-ExtB" w:hAnsi="Times New Roman" w:cs="Times New Roman"/>
+        <w:spacing w:val="2"/>
+        <w:kern w:val="0"/>
+        <w:sz w:val="16"/>
+        <w:szCs w:val="16"/>
+      </w:rPr>
+      <w:t xml:space="preserve">P.R.China </w:t>
+    </w:r>
+    <w:r>
+      <w:rPr>
+        <w:rFonts w:ascii="Times New Roman" w:eastAsia="MingLiU_HKSCS-ExtB" w:hAnsi="Times New Roman" w:cs="Times New Roman"/>
+        <w:spacing w:val="2"/>
+        <w:kern w:val="0"/>
+        <w:sz w:val="10"/>
+        <w:szCs w:val="10"/>
+      </w:rPr>
+      <w:t xml:space="preserve">• </w:t>
+    </w:r>
+    <w:r>
+      <w:rPr>
+        <w:rFonts w:ascii="Times New Roman" w:eastAsia="MingLiU_HKSCS-ExtB" w:hAnsi="Times New Roman" w:cs="Times New Roman"/>
+        <w:spacing w:val="2"/>
+        <w:kern w:val="0"/>
+        <w:sz w:val="16"/>
+        <w:szCs w:val="16"/>
+      </w:rPr>
+      <w:t>Email:</w:t>
+    </w:r>
+    <w:r>
+      <w:rPr>
         <w:rFonts w:ascii="Times New Roman" w:hAnsi="Times New Roman" w:cs="Times New Roman" w:hint="eastAsia"/>
         <w:spacing w:val="2"/>
         <w:kern w:val="0"/>
         <w:sz w:val="16"/>
         <w:szCs w:val="16"/>
       </w:rPr>
-      <w:t>Province</w:t>
-    </w:r>
-    <w:r>
-      <w:rPr>
-        <w:rFonts w:ascii="Times New Roman" w:eastAsia="MingLiU_HKSCS-ExtB" w:hAnsi="Times New Roman" w:cs="Times New Roman"/>
-        <w:spacing w:val="2"/>
-        <w:kern w:val="0"/>
-        <w:sz w:val="10"/>
-        <w:szCs w:val="10"/>
-      </w:rPr>
-      <w:t>•</w:t>
-    </w:r>
-    <w:r>
-      <w:rPr>
-        <w:rFonts w:ascii="Times New Roman" w:eastAsia="MingLiU_HKSCS-ExtB" w:hAnsi="Times New Roman" w:cs="Times New Roman"/>
-        <w:spacing w:val="2"/>
-        <w:kern w:val="0"/>
-        <w:sz w:val="15"/>
-        <w:szCs w:val="15"/>
-      </w:rPr>
-      <w:t xml:space="preserve"> </w:t>
-    </w:r>
-    <w:r>
-      <w:rPr>
-        <w:rFonts w:ascii="Times New Roman" w:hAnsi="Times New Roman" w:cs="Times New Roman" w:hint="eastAsia"/>
-        <w:spacing w:val="2"/>
-        <w:kern w:val="0"/>
-        <w:sz w:val="15"/>
-        <w:szCs w:val="15"/>
-      </w:rPr>
-      <w:t>132000</w:t>
-    </w:r>
-    <w:r>
-      <w:rPr>
-        <w:rFonts w:ascii="Times New Roman" w:eastAsia="MingLiU_HKSCS-ExtB" w:hAnsi="Times New Roman" w:cs="Times New Roman"/>
-        <w:spacing w:val="2"/>
-        <w:kern w:val="0"/>
-        <w:sz w:val="16"/>
-        <w:szCs w:val="16"/>
-      </w:rPr>
-      <w:t xml:space="preserve"> </w:t>
-    </w:r>
-    <w:r>
-      <w:rPr>
-        <w:rFonts w:ascii="Times New Roman" w:eastAsia="MingLiU_HKSCS-ExtB" w:hAnsi="Times New Roman" w:cs="Times New Roman"/>
-        <w:spacing w:val="2"/>
-        <w:kern w:val="0"/>
-        <w:sz w:val="10"/>
-        <w:szCs w:val="10"/>
-      </w:rPr>
-      <w:t xml:space="preserve">• </w:t>
-    </w:r>
-    <w:proofErr w:type="spellStart"/>
-    <w:r>
-      <w:rPr>
-        <w:rFonts w:ascii="Times New Roman" w:eastAsia="MingLiU_HKSCS-ExtB" w:hAnsi="Times New Roman" w:cs="Times New Roman"/>
-        <w:spacing w:val="2"/>
-        <w:kern w:val="0"/>
-        <w:sz w:val="16"/>
-        <w:szCs w:val="16"/>
-      </w:rPr>
-      <w:t>P.</w:t>
-    </w:r>
-    <w:proofErr w:type="gramStart"/>
-    <w:r>
-      <w:rPr>
-        <w:rFonts w:ascii="Times New Roman" w:eastAsia="MingLiU_HKSCS-ExtB" w:hAnsi="Times New Roman" w:cs="Times New Roman"/>
-        <w:spacing w:val="2"/>
-        <w:kern w:val="0"/>
-        <w:sz w:val="16"/>
-        <w:szCs w:val="16"/>
-      </w:rPr>
-      <w:t>R.China</w:t>
-    </w:r>
-    <w:proofErr w:type="spellEnd"/>
-    <w:proofErr w:type="gramEnd"/>
-    <w:r>
-      <w:rPr>
-        <w:rFonts w:ascii="Times New Roman" w:eastAsia="MingLiU_HKSCS-ExtB" w:hAnsi="Times New Roman" w:cs="Times New Roman"/>
-        <w:spacing w:val="2"/>
-        <w:kern w:val="0"/>
-        <w:sz w:val="16"/>
-        <w:szCs w:val="16"/>
-      </w:rPr>
-      <w:t xml:space="preserve"> </w:t>
-    </w:r>
-    <w:r>
-      <w:rPr>
-        <w:rFonts w:ascii="Times New Roman" w:eastAsia="MingLiU_HKSCS-ExtB" w:hAnsi="Times New Roman" w:cs="Times New Roman"/>
-        <w:spacing w:val="2"/>
-        <w:kern w:val="0"/>
-        <w:sz w:val="10"/>
-        <w:szCs w:val="10"/>
-      </w:rPr>
-      <w:t xml:space="preserve">• </w:t>
-    </w:r>
-    <w:proofErr w:type="spellStart"/>
-    <w:proofErr w:type="gramStart"/>
-    <w:r>
-      <w:rPr>
-        <w:rFonts w:ascii="Times New Roman" w:eastAsia="MingLiU_HKSCS-ExtB" w:hAnsi="Times New Roman" w:cs="Times New Roman"/>
-        <w:spacing w:val="2"/>
-        <w:kern w:val="0"/>
-        <w:sz w:val="16"/>
-        <w:szCs w:val="16"/>
-      </w:rPr>
-      <w:t>Email:</w:t>
+      <w:t>yuhr</w:t>
     </w:r>
     <w:r>
       <w:rPr>
@@ -1137,16 +1017,6 @@
         <w:sz w:val="16"/>
         <w:szCs w:val="16"/>
       </w:rPr>
-      <w:t>yuhr</w:t>
-    </w:r>
-    <w:r>
-      <w:rPr>
-        <w:rFonts w:ascii="Times New Roman" w:hAnsi="Times New Roman" w:cs="Times New Roman" w:hint="eastAsia"/>
-        <w:spacing w:val="2"/>
-        <w:kern w:val="0"/>
-        <w:sz w:val="16"/>
-        <w:szCs w:val="16"/>
-      </w:rPr>
       <w:t>@jlu.edu.c</w:t>
     </w:r>
     <w:r>
@@ -1159,8 +1029,6 @@
       </w:rPr>
       <w:t>n</w:t>
     </w:r>
-    <w:proofErr w:type="spellEnd"/>
-    <w:proofErr w:type="gramEnd"/>
   </w:p>
 </w:hdr>
 </file>
@@ -1590,6 +1458,7 @@
   <w:style w:type="character" w:default="1" w:styleId="a0">
     <w:name w:val="Default Paragraph Font"/>
     <w:uiPriority w:val="1"/>
+    <w:semiHidden/>
     <w:unhideWhenUsed/>
   </w:style>
   <w:style w:type="table" w:default="1" w:styleId="a1">
